--- a/HTML_CSS/Homework/HTML_CH03_HW/HTML_CH03_HW.docx
+++ b/HTML_CSS/Homework/HTML_CH03_HW/HTML_CH03_HW.docx
@@ -12,14 +12,7 @@
           <w:b/>
           <w:sz w:val="60"/>
         </w:rPr>
-        <w:t>Chapter 3</w:t>
-      </w:r>
-      <w:r>
-        <w:rPr>
-          <w:b/>
-          <w:sz w:val="60"/>
-        </w:rPr>
-        <w:t xml:space="preserve"> Homework</w:t>
+        <w:t>Chapter 3 Homework</w:t>
       </w:r>
     </w:p>
     <w:p>
@@ -107,26 +100,20 @@
         <w:rPr>
           <w:b/>
         </w:rPr>
-        <w:t>HTML_CH03</w:t>
+        <w:t>HTML_CH03_HW</w:t>
+      </w:r>
+    </w:p>
+    <w:p>
+      <w:pPr>
+        <w:spacing w:after="200"/>
+      </w:pPr>
+      <w:r>
+        <w:t xml:space="preserve">Create an </w:t>
       </w:r>
       <w:r>
         <w:rPr>
           <w:b/>
         </w:rPr>
-        <w:t>_HW</w:t>
-      </w:r>
-    </w:p>
-    <w:p>
-      <w:pPr>
-        <w:spacing w:after="200"/>
-      </w:pPr>
-      <w:r>
-        <w:t xml:space="preserve">Create an </w:t>
-      </w:r>
-      <w:r>
-        <w:rPr>
-          <w:b/>
-        </w:rPr>
         <w:t xml:space="preserve">"About Me" </w:t>
       </w:r>
       <w:r>
@@ -136,19 +123,7 @@
         <w:rPr>
           <w:i/>
         </w:rPr>
-        <w:t>(See Example On Page 2</w:t>
-      </w:r>
-      <w:r>
-        <w:rPr>
-          <w:i/>
-        </w:rPr>
-        <w:t>.</w:t>
-      </w:r>
-      <w:r>
-        <w:rPr>
-          <w:i/>
-        </w:rPr>
-        <w:t>)</w:t>
+        <w:t>(See Example On Page 2.)</w:t>
       </w:r>
     </w:p>
     <w:p>
